--- a/zht/docx/48.content.docx
+++ b/zht/docx/48.content.docx
@@ -605,19 +605,7 @@
         <w:rPr>
           <w:lang w:val="zh_TW" w:bidi="zh_TW"/>
         </w:rPr>
-        <w:t>；見</w:t>
-      </w:r>
-      <w:r>
-        <w:rPr>
-          <w:lang w:val="zh_TW" w:bidi="zh_TW"/>
-        </w:rPr>
-        <w:t>加拉太書簡介</w:t>
-      </w:r>
-      <w:r>
-        <w:rPr>
-          <w:lang w:val="zh_TW" w:bidi="zh_TW"/>
-        </w:rPr>
-        <w:t>，「收信人」）。</w:t>
+        <w:t>；見加拉太書簡介，「收信人」）。</w:t>
       </w:r>
       <w:r>
         <w:rPr>
@@ -3625,19 +3613,7 @@
         <w:rPr>
           <w:lang w:val="zh_TW" w:bidi="zh_TW"/>
         </w:rPr>
-        <w:t>；見</w:t>
-      </w:r>
-      <w:r>
-        <w:rPr>
-          <w:lang w:val="zh_TW" w:bidi="zh_TW"/>
-        </w:rPr>
-        <w:t>加拉太書簡介</w:t>
-      </w:r>
-      <w:r>
-        <w:rPr>
-          <w:lang w:val="zh_TW" w:bidi="zh_TW"/>
-        </w:rPr>
-        <w:t>，「收信人」）。</w:t>
+        <w:t>；見加拉太書簡介，「收信人」）。</w:t>
       </w:r>
     </w:p>
     <w:p>
@@ -3763,19 +3739,7 @@
         <w:rPr>
           <w:lang w:val="zh_TW" w:bidi="zh_TW"/>
         </w:rPr>
-        <w:t>；見</w:t>
-      </w:r>
-      <w:r>
-        <w:rPr>
-          <w:lang w:val="zh_TW" w:bidi="zh_TW"/>
-        </w:rPr>
-        <w:t>加拉太書簡介</w:t>
-      </w:r>
-      <w:r>
-        <w:rPr>
-          <w:lang w:val="zh_TW" w:bidi="zh_TW"/>
-        </w:rPr>
-        <w:t>，「寫作日期」）。</w:t>
+        <w:t>；見加拉太書簡介，「寫作日期」）。</w:t>
       </w:r>
       <w:r>
         <w:rPr>
